--- a/AWS/AWS_Notes_P1.docx
+++ b/AWS/AWS_Notes_P1.docx
@@ -1817,25 +1817,7 @@
           <w:sz w:val="18"/>
           <w:szCs w:val="18"/>
         </w:rPr>
-        <w:t xml:space="preserve"> </w:t>
-      </w:r>
-      <w:proofErr w:type="spellStart"/>
-      <w:r>
-        <w:rPr>
-          <w:rFonts w:ascii="Consolas" w:eastAsia="Consolas" w:hAnsi="Consolas" w:cs="Consolas"/>
-          <w:sz w:val="18"/>
-          <w:szCs w:val="18"/>
-        </w:rPr>
-        <w:t>su</w:t>
-      </w:r>
-      <w:proofErr w:type="spellEnd"/>
-      <w:r>
-        <w:rPr>
-          <w:rFonts w:ascii="Consolas" w:eastAsia="Consolas" w:hAnsi="Consolas" w:cs="Consolas"/>
-          <w:sz w:val="18"/>
-          <w:szCs w:val="18"/>
-        </w:rPr>
-        <w:t xml:space="preserve">                   become root for the whole session (prompt changes to #); type 'exit' to leave</w:t>
+        <w:t xml:space="preserve"> su                   become root for the whole session (prompt changes to #); type 'exit' to leave</w:t>
       </w:r>
     </w:p>
     <w:p>
@@ -3800,6 +3782,11 @@
       <w:pPr>
         <w:shd w:val="clear" w:color="auto" w:fill="F2F2F2"/>
         <w:ind w:left="280"/>
+        <w:rPr>
+          <w:rFonts w:ascii="Consolas" w:eastAsia="Consolas" w:hAnsi="Consolas" w:cs="Consolas"/>
+          <w:sz w:val="18"/>
+          <w:szCs w:val="18"/>
+        </w:rPr>
       </w:pPr>
       <w:r>
         <w:rPr>
@@ -3827,6 +3814,1187 @@
         </w:rPr>
         <w:t>named page)</w:t>
       </w:r>
+    </w:p>
+    <w:p>
+      <w:pPr>
+        <w:shd w:val="clear" w:color="auto" w:fill="F2F2F2"/>
+        <w:rPr>
+          <w:rFonts w:ascii="Consolas" w:eastAsia="Consolas" w:hAnsi="Consolas" w:cs="Consolas"/>
+          <w:sz w:val="18"/>
+          <w:szCs w:val="18"/>
+        </w:rPr>
+      </w:pPr>
+    </w:p>
+    <w:p>
+      <w:pPr>
+        <w:shd w:val="clear" w:color="auto" w:fill="F2F2F2"/>
+        <w:rPr>
+          <w:b/>
+          <w:bCs/>
+          <w:sz w:val="22"/>
+          <w:szCs w:val="22"/>
+        </w:rPr>
+      </w:pPr>
+      <w:r>
+        <w:rPr>
+          <w:b/>
+          <w:bCs/>
+          <w:sz w:val="22"/>
+          <w:szCs w:val="22"/>
+          <w:highlight w:val="yellow"/>
+        </w:rPr>
+        <w:t>14. Deploying a React App on EC2</w:t>
+      </w:r>
+    </w:p>
+    <w:p>
+      <w:pPr>
+        <w:shd w:val="clear" w:color="auto" w:fill="F2F2F2"/>
+      </w:pPr>
+      <w:r>
+        <w:t>A built React app is just a folder of HTML/CSS/JS files, so deploying it means: build those files, then put them in /var/www/html, exactly where the demo pages went.</w:t>
+      </w:r>
+    </w:p>
+    <w:p>
+      <w:pPr>
+        <w:shd w:val="clear" w:color="auto" w:fill="F2F2F2"/>
+      </w:pPr>
+      <w:r>
+        <w:t xml:space="preserve">Design choice: we NEVER become root. We install Node with </w:t>
+      </w:r>
+      <w:proofErr w:type="spellStart"/>
+      <w:r>
+        <w:t>nvm</w:t>
+      </w:r>
+      <w:proofErr w:type="spellEnd"/>
+      <w:r>
+        <w:t xml:space="preserve"> (which installs it for ec2-user only), and use </w:t>
+      </w:r>
+      <w:proofErr w:type="spellStart"/>
+      <w:r>
+        <w:t>sudo</w:t>
+      </w:r>
+      <w:proofErr w:type="spellEnd"/>
+      <w:r>
+        <w:t xml:space="preserve"> only for the three admin steps (install packages, control Apache, write to /var/www/html). All Node/build work stays as ec2-user. If you '</w:t>
+      </w:r>
+      <w:proofErr w:type="spellStart"/>
+      <w:r>
+        <w:t>sudo</w:t>
+      </w:r>
+      <w:proofErr w:type="spellEnd"/>
+      <w:r>
+        <w:t xml:space="preserve"> </w:t>
+      </w:r>
+      <w:proofErr w:type="spellStart"/>
+      <w:r>
+        <w:t>su</w:t>
+      </w:r>
+      <w:proofErr w:type="spellEnd"/>
+      <w:r>
+        <w:t>' and then build, node/</w:t>
+      </w:r>
+      <w:proofErr w:type="spellStart"/>
+      <w:r>
+        <w:t>nvm</w:t>
+      </w:r>
+      <w:proofErr w:type="spellEnd"/>
+      <w:r>
+        <w:t xml:space="preserve"> are not found, because they live in ec2-user's home.</w:t>
+      </w:r>
+    </w:p>
+    <w:p>
+      <w:pPr>
+        <w:shd w:val="clear" w:color="auto" w:fill="F2F2F2"/>
+      </w:pPr>
+      <w:r>
+        <w:t>Instance choice</w:t>
+      </w:r>
+    </w:p>
+    <w:p>
+      <w:pPr>
+        <w:shd w:val="clear" w:color="auto" w:fill="F2F2F2"/>
+      </w:pPr>
+      <w:r>
+        <w:t>Amazon Linux 2023, t</w:t>
+      </w:r>
+      <w:proofErr w:type="gramStart"/>
+      <w:r>
+        <w:t>3.small</w:t>
+      </w:r>
+      <w:proofErr w:type="gramEnd"/>
+      <w:r>
+        <w:t xml:space="preserve"> (2 GB RAM) so the Vite build does not run out of memory. Region: Mumbai ap-south-1. Security group: allow port 22 (SSH, My IP) and port 80 (HTTP, Anywhere).</w:t>
+      </w:r>
+    </w:p>
+    <w:p>
+      <w:pPr>
+        <w:shd w:val="clear" w:color="auto" w:fill="F2F2F2"/>
+      </w:pPr>
+      <w:r>
+        <w:t>Part A: launch and connect</w:t>
+      </w:r>
+    </w:p>
+    <w:p>
+      <w:pPr>
+        <w:shd w:val="clear" w:color="auto" w:fill="F2F2F2"/>
+      </w:pPr>
+      <w:r>
+        <w:t xml:space="preserve"># </w:t>
+      </w:r>
+      <w:proofErr w:type="gramStart"/>
+      <w:r>
+        <w:t>launch</w:t>
+      </w:r>
+      <w:proofErr w:type="gramEnd"/>
+      <w:r>
+        <w:t xml:space="preserve"> an instance named react-deploy (AL2023, t</w:t>
+      </w:r>
+      <w:proofErr w:type="gramStart"/>
+      <w:r>
+        <w:t>3.small</w:t>
+      </w:r>
+      <w:proofErr w:type="gramEnd"/>
+      <w:r>
+        <w:t>), copy its Public IPv4</w:t>
+      </w:r>
+    </w:p>
+    <w:p>
+      <w:pPr>
+        <w:shd w:val="clear" w:color="auto" w:fill="F2F2F2"/>
+      </w:pPr>
+      <w:r>
+        <w:t>ssh -</w:t>
+      </w:r>
+      <w:proofErr w:type="spellStart"/>
+      <w:r>
+        <w:t>i</w:t>
+      </w:r>
+      <w:proofErr w:type="spellEnd"/>
+      <w:r>
+        <w:t xml:space="preserve"> your-</w:t>
+      </w:r>
+      <w:proofErr w:type="spellStart"/>
+      <w:r>
+        <w:t>key.pem</w:t>
+      </w:r>
+      <w:proofErr w:type="spellEnd"/>
+      <w:r>
+        <w:t xml:space="preserve"> ec2-user@&lt;PUBLIC-IP&gt;</w:t>
+      </w:r>
+    </w:p>
+    <w:p>
+      <w:pPr>
+        <w:shd w:val="clear" w:color="auto" w:fill="F2F2F2"/>
+      </w:pPr>
+      <w:r>
+        <w:t>Part B: install Apache and Git (</w:t>
+      </w:r>
+      <w:proofErr w:type="spellStart"/>
+      <w:r>
+        <w:t>sudo</w:t>
+      </w:r>
+      <w:proofErr w:type="spellEnd"/>
+      <w:r>
+        <w:t>, admin)</w:t>
+      </w:r>
+    </w:p>
+    <w:p>
+      <w:pPr>
+        <w:shd w:val="clear" w:color="auto" w:fill="F2F2F2"/>
+      </w:pPr>
+      <w:proofErr w:type="spellStart"/>
+      <w:r>
+        <w:t>sudo</w:t>
+      </w:r>
+      <w:proofErr w:type="spellEnd"/>
+      <w:r>
+        <w:t xml:space="preserve"> </w:t>
+      </w:r>
+      <w:proofErr w:type="spellStart"/>
+      <w:r>
+        <w:t>dnf</w:t>
+      </w:r>
+      <w:proofErr w:type="spellEnd"/>
+      <w:r>
+        <w:t xml:space="preserve"> install -y httpd git</w:t>
+      </w:r>
+    </w:p>
+    <w:p>
+      <w:pPr>
+        <w:shd w:val="clear" w:color="auto" w:fill="F2F2F2"/>
+      </w:pPr>
+      <w:proofErr w:type="spellStart"/>
+      <w:r>
+        <w:t>sudo</w:t>
+      </w:r>
+      <w:proofErr w:type="spellEnd"/>
+      <w:r>
+        <w:t xml:space="preserve"> </w:t>
+      </w:r>
+      <w:proofErr w:type="spellStart"/>
+      <w:r>
+        <w:t>systemctl</w:t>
+      </w:r>
+      <w:proofErr w:type="spellEnd"/>
+      <w:r>
+        <w:t xml:space="preserve"> start httpd</w:t>
+      </w:r>
+    </w:p>
+    <w:p>
+      <w:pPr>
+        <w:shd w:val="clear" w:color="auto" w:fill="F2F2F2"/>
+      </w:pPr>
+      <w:proofErr w:type="spellStart"/>
+      <w:r>
+        <w:t>sudo</w:t>
+      </w:r>
+      <w:proofErr w:type="spellEnd"/>
+      <w:r>
+        <w:t xml:space="preserve"> </w:t>
+      </w:r>
+      <w:proofErr w:type="spellStart"/>
+      <w:r>
+        <w:t>systemctl</w:t>
+      </w:r>
+      <w:proofErr w:type="spellEnd"/>
+      <w:r>
+        <w:t xml:space="preserve"> enable httpd</w:t>
+      </w:r>
+    </w:p>
+    <w:p>
+      <w:pPr>
+        <w:shd w:val="clear" w:color="auto" w:fill="F2F2F2"/>
+      </w:pPr>
+      <w:r>
+        <w:t xml:space="preserve">Part C: install Node with </w:t>
+      </w:r>
+      <w:proofErr w:type="spellStart"/>
+      <w:r>
+        <w:t>nvm</w:t>
+      </w:r>
+      <w:proofErr w:type="spellEnd"/>
+      <w:r>
+        <w:t xml:space="preserve"> (NO </w:t>
+      </w:r>
+      <w:proofErr w:type="spellStart"/>
+      <w:r>
+        <w:t>sudo</w:t>
+      </w:r>
+      <w:proofErr w:type="spellEnd"/>
+      <w:r>
+        <w:t>, for ec2-user)</w:t>
+      </w:r>
+    </w:p>
+    <w:p>
+      <w:pPr>
+        <w:shd w:val="clear" w:color="auto" w:fill="F2F2F2"/>
+      </w:pPr>
+      <w:r>
+        <w:t>curl -o- https://raw.githubusercontent.com/nvm-sh/nvm/v0.39.7/install.sh | bash</w:t>
+      </w:r>
+    </w:p>
+    <w:p>
+      <w:pPr>
+        <w:shd w:val="clear" w:color="auto" w:fill="F2F2F2"/>
+      </w:pPr>
+      <w:r>
+        <w:t>source ~</w:t>
+      </w:r>
+      <w:proofErr w:type="gramStart"/>
+      <w:r>
+        <w:t>/.</w:t>
+      </w:r>
+      <w:proofErr w:type="spellStart"/>
+      <w:r>
+        <w:t>bashrc</w:t>
+      </w:r>
+      <w:proofErr w:type="spellEnd"/>
+      <w:proofErr w:type="gramEnd"/>
+    </w:p>
+    <w:p>
+      <w:pPr>
+        <w:shd w:val="clear" w:color="auto" w:fill="F2F2F2"/>
+      </w:pPr>
+      <w:proofErr w:type="spellStart"/>
+      <w:r>
+        <w:t>nvm</w:t>
+      </w:r>
+      <w:proofErr w:type="spellEnd"/>
+      <w:r>
+        <w:t xml:space="preserve"> install --</w:t>
+      </w:r>
+      <w:proofErr w:type="spellStart"/>
+      <w:r>
+        <w:t>lts</w:t>
+      </w:r>
+      <w:proofErr w:type="spellEnd"/>
+    </w:p>
+    <w:p>
+      <w:pPr>
+        <w:shd w:val="clear" w:color="auto" w:fill="F2F2F2"/>
+      </w:pPr>
+      <w:r>
+        <w:t xml:space="preserve"> </w:t>
+      </w:r>
+    </w:p>
+    <w:p>
+      <w:pPr>
+        <w:shd w:val="clear" w:color="auto" w:fill="F2F2F2"/>
+      </w:pPr>
+      <w:r>
+        <w:t>git --version</w:t>
+      </w:r>
+    </w:p>
+    <w:p>
+      <w:pPr>
+        <w:shd w:val="clear" w:color="auto" w:fill="F2F2F2"/>
+      </w:pPr>
+      <w:r>
+        <w:lastRenderedPageBreak/>
+        <w:t>node --version</w:t>
+      </w:r>
+    </w:p>
+    <w:p>
+      <w:pPr>
+        <w:shd w:val="clear" w:color="auto" w:fill="F2F2F2"/>
+      </w:pPr>
+      <w:proofErr w:type="spellStart"/>
+      <w:r>
+        <w:t>npm</w:t>
+      </w:r>
+      <w:proofErr w:type="spellEnd"/>
+      <w:r>
+        <w:t xml:space="preserve"> --version</w:t>
+      </w:r>
+    </w:p>
+    <w:p>
+      <w:pPr>
+        <w:shd w:val="clear" w:color="auto" w:fill="F2F2F2"/>
+      </w:pPr>
+      <w:proofErr w:type="spellStart"/>
+      <w:r>
+        <w:t>nvm</w:t>
+      </w:r>
+      <w:proofErr w:type="spellEnd"/>
+      <w:r>
+        <w:t xml:space="preserve"> installs Node into ec2-user's home folder. 'source ~</w:t>
+      </w:r>
+      <w:proofErr w:type="gramStart"/>
+      <w:r>
+        <w:t>/.</w:t>
+      </w:r>
+      <w:proofErr w:type="spellStart"/>
+      <w:r>
+        <w:t>bashrc</w:t>
+      </w:r>
+      <w:proofErr w:type="spellEnd"/>
+      <w:proofErr w:type="gramEnd"/>
+      <w:r>
+        <w:t xml:space="preserve">' reloads the shell so the </w:t>
+      </w:r>
+      <w:proofErr w:type="spellStart"/>
+      <w:r>
+        <w:t>nvm</w:t>
+      </w:r>
+      <w:proofErr w:type="spellEnd"/>
+      <w:r>
+        <w:t xml:space="preserve"> command works. '</w:t>
+      </w:r>
+      <w:proofErr w:type="spellStart"/>
+      <w:proofErr w:type="gramStart"/>
+      <w:r>
+        <w:t>nvm</w:t>
+      </w:r>
+      <w:proofErr w:type="spellEnd"/>
+      <w:proofErr w:type="gramEnd"/>
+      <w:r>
+        <w:t xml:space="preserve"> install --</w:t>
+      </w:r>
+      <w:proofErr w:type="spellStart"/>
+      <w:r>
+        <w:t>lts</w:t>
+      </w:r>
+      <w:proofErr w:type="spellEnd"/>
+      <w:r>
+        <w:t xml:space="preserve">' installs the latest stable Node (and </w:t>
+      </w:r>
+      <w:proofErr w:type="spellStart"/>
+      <w:r>
+        <w:t>npm</w:t>
+      </w:r>
+      <w:proofErr w:type="spellEnd"/>
+      <w:r>
+        <w:t>).</w:t>
+      </w:r>
+    </w:p>
+    <w:p>
+      <w:pPr>
+        <w:shd w:val="clear" w:color="auto" w:fill="F2F2F2"/>
+      </w:pPr>
+      <w:r>
+        <w:t>Part D: get the code and build (ec2-user)</w:t>
+      </w:r>
+    </w:p>
+    <w:p>
+      <w:pPr>
+        <w:shd w:val="clear" w:color="auto" w:fill="F2F2F2"/>
+      </w:pPr>
+      <w:r>
+        <w:t>cd /home/ec2-user</w:t>
+      </w:r>
+    </w:p>
+    <w:p>
+      <w:pPr>
+        <w:shd w:val="clear" w:color="auto" w:fill="F2F2F2"/>
+      </w:pPr>
+      <w:r>
+        <w:t>git clone https://github.com/darshannagesh-opq/Jan2026_FSD.git</w:t>
+      </w:r>
+    </w:p>
+    <w:p>
+      <w:pPr>
+        <w:shd w:val="clear" w:color="auto" w:fill="F2F2F2"/>
+      </w:pPr>
+      <w:r>
+        <w:t xml:space="preserve">cd Jan2026_FSD/React/app        # </w:t>
+      </w:r>
+      <w:proofErr w:type="spellStart"/>
+      <w:r>
+        <w:t>monorepo</w:t>
+      </w:r>
+      <w:proofErr w:type="spellEnd"/>
+      <w:r>
+        <w:t>: the React app is in a sub-folder</w:t>
+      </w:r>
+    </w:p>
+    <w:p>
+      <w:pPr>
+        <w:shd w:val="clear" w:color="auto" w:fill="F2F2F2"/>
+      </w:pPr>
+      <w:proofErr w:type="spellStart"/>
+      <w:r>
+        <w:t>npm</w:t>
+      </w:r>
+      <w:proofErr w:type="spellEnd"/>
+      <w:r>
+        <w:t xml:space="preserve"> install</w:t>
+      </w:r>
+    </w:p>
+    <w:p>
+      <w:pPr>
+        <w:shd w:val="clear" w:color="auto" w:fill="F2F2F2"/>
+      </w:pPr>
+      <w:proofErr w:type="spellStart"/>
+      <w:r>
+        <w:t>npm</w:t>
+      </w:r>
+      <w:proofErr w:type="spellEnd"/>
+      <w:r>
+        <w:t xml:space="preserve"> run build                   # produces a '</w:t>
+      </w:r>
+      <w:proofErr w:type="spellStart"/>
+      <w:r>
+        <w:t>dist</w:t>
+      </w:r>
+      <w:proofErr w:type="spellEnd"/>
+      <w:r>
+        <w:t>' folder (Vite output)</w:t>
+      </w:r>
+    </w:p>
+    <w:p>
+      <w:pPr>
+        <w:shd w:val="clear" w:color="auto" w:fill="F2F2F2"/>
+      </w:pPr>
+      <w:r>
+        <w:t>Part E: serve the built files (</w:t>
+      </w:r>
+      <w:proofErr w:type="spellStart"/>
+      <w:r>
+        <w:t>sudo</w:t>
+      </w:r>
+      <w:proofErr w:type="spellEnd"/>
+      <w:r>
+        <w:t>, web root is root-owned)</w:t>
+      </w:r>
+    </w:p>
+    <w:p>
+      <w:pPr>
+        <w:shd w:val="clear" w:color="auto" w:fill="F2F2F2"/>
+      </w:pPr>
+      <w:proofErr w:type="spellStart"/>
+      <w:r>
+        <w:t>sudo</w:t>
+      </w:r>
+      <w:proofErr w:type="spellEnd"/>
+      <w:r>
+        <w:t xml:space="preserve"> rm -rf /var/www/html/*      # clear the web root</w:t>
+      </w:r>
+    </w:p>
+    <w:p>
+      <w:pPr>
+        <w:shd w:val="clear" w:color="auto" w:fill="F2F2F2"/>
+      </w:pPr>
+      <w:proofErr w:type="spellStart"/>
+      <w:r>
+        <w:t>sudo</w:t>
+      </w:r>
+      <w:proofErr w:type="spellEnd"/>
+      <w:r>
+        <w:t xml:space="preserve"> cp -r </w:t>
+      </w:r>
+      <w:proofErr w:type="spellStart"/>
+      <w:r>
+        <w:t>dist</w:t>
+      </w:r>
+      <w:proofErr w:type="spellEnd"/>
+      <w:r>
+        <w:t>/* /var/www/html/ # copy the built files in</w:t>
+      </w:r>
+    </w:p>
+    <w:p>
+      <w:pPr>
+        <w:shd w:val="clear" w:color="auto" w:fill="F2F2F2"/>
+      </w:pPr>
+      <w:proofErr w:type="spellStart"/>
+      <w:r>
+        <w:t>sudo</w:t>
+      </w:r>
+      <w:proofErr w:type="spellEnd"/>
+      <w:r>
+        <w:t xml:space="preserve"> </w:t>
+      </w:r>
+      <w:proofErr w:type="spellStart"/>
+      <w:r>
+        <w:t>systemctl</w:t>
+      </w:r>
+      <w:proofErr w:type="spellEnd"/>
+      <w:r>
+        <w:t xml:space="preserve"> restart httpd</w:t>
+      </w:r>
+    </w:p>
+    <w:p>
+      <w:pPr>
+        <w:shd w:val="clear" w:color="auto" w:fill="F2F2F2"/>
+      </w:pPr>
+      <w:r>
+        <w:t>Part F: open it</w:t>
+      </w:r>
+    </w:p>
+    <w:p>
+      <w:pPr>
+        <w:shd w:val="clear" w:color="auto" w:fill="F2F2F2"/>
+      </w:pPr>
+      <w:r>
+        <w:t>http://&lt;PUBLIC-IP&gt;       # use http (not https)</w:t>
+      </w:r>
+    </w:p>
+    <w:p>
+      <w:pPr>
+        <w:shd w:val="clear" w:color="auto" w:fill="F2F2F2"/>
+      </w:pPr>
+      <w:r>
+        <w:t>Troubleshooting</w:t>
+      </w:r>
+    </w:p>
+    <w:p>
+      <w:pPr>
+        <w:shd w:val="clear" w:color="auto" w:fill="F2F2F2"/>
+      </w:pPr>
+      <w:r>
+        <w:t>●</w:t>
+      </w:r>
+      <w:r>
+        <w:tab/>
+        <w:t>'</w:t>
+      </w:r>
+      <w:proofErr w:type="spellStart"/>
+      <w:r>
+        <w:t>nvm</w:t>
+      </w:r>
+      <w:proofErr w:type="spellEnd"/>
+      <w:r>
+        <w:t>: command not found': re-run 'source ~</w:t>
+      </w:r>
+      <w:proofErr w:type="gramStart"/>
+      <w:r>
+        <w:t>/.</w:t>
+      </w:r>
+      <w:proofErr w:type="spellStart"/>
+      <w:r>
+        <w:t>bashrc</w:t>
+      </w:r>
+      <w:proofErr w:type="spellEnd"/>
+      <w:proofErr w:type="gramEnd"/>
+      <w:r>
+        <w:t>', or log out and back in.</w:t>
+      </w:r>
+    </w:p>
+    <w:p>
+      <w:pPr>
+        <w:shd w:val="clear" w:color="auto" w:fill="F2F2F2"/>
+      </w:pPr>
+      <w:r>
+        <w:t>●</w:t>
+      </w:r>
+      <w:r>
+        <w:tab/>
+        <w:t>Times out: check '</w:t>
+      </w:r>
+      <w:proofErr w:type="spellStart"/>
+      <w:r>
+        <w:t>sudo</w:t>
+      </w:r>
+      <w:proofErr w:type="spellEnd"/>
+      <w:r>
+        <w:t xml:space="preserve"> </w:t>
+      </w:r>
+      <w:proofErr w:type="spellStart"/>
+      <w:r>
+        <w:t>systemctl</w:t>
+      </w:r>
+      <w:proofErr w:type="spellEnd"/>
+      <w:r>
+        <w:t xml:space="preserve"> status httpd' and that port 80 is open.</w:t>
+      </w:r>
+    </w:p>
+    <w:p>
+      <w:pPr>
+        <w:shd w:val="clear" w:color="auto" w:fill="F2F2F2"/>
+      </w:pPr>
+      <w:r>
+        <w:t>●</w:t>
+      </w:r>
+      <w:r>
+        <w:tab/>
+        <w:t>Browser forces https: type http:// again, or use an incognito window.</w:t>
+      </w:r>
+    </w:p>
+    <w:p>
+      <w:pPr>
+        <w:shd w:val="clear" w:color="auto" w:fill="F2F2F2"/>
+      </w:pPr>
+      <w:r>
+        <w:t>●</w:t>
+      </w:r>
+      <w:r>
+        <w:tab/>
+        <w:t>Blank page: usually a Vite base-path issue in vite.config.js.</w:t>
+      </w:r>
+    </w:p>
+    <w:p>
+      <w:pPr>
+        <w:shd w:val="clear" w:color="auto" w:fill="F2F2F2"/>
+      </w:pPr>
+      <w:r>
+        <w:t>15. Cleanup (after every session)</w:t>
+      </w:r>
+    </w:p>
+    <w:p>
+      <w:pPr>
+        <w:shd w:val="clear" w:color="auto" w:fill="F2F2F2"/>
+      </w:pPr>
+      <w:r>
+        <w:t>Select the instance, Instance state, Terminate. Terminating stops all charges and deletes the attached EBS volume. Release any Elastic IP and delete leftover 'available' volumes. Never leave an instance running after class.</w:t>
+      </w:r>
+    </w:p>
+    <w:p>
+      <w:pPr>
+        <w:shd w:val="clear" w:color="auto" w:fill="F2F2F2"/>
+      </w:pPr>
+      <w:r>
+        <w:t>16. Command Cheat Sheet</w:t>
+      </w:r>
+    </w:p>
+    <w:p>
+      <w:pPr>
+        <w:shd w:val="clear" w:color="auto" w:fill="F2F2F2"/>
+      </w:pPr>
+      <w:r>
+        <w:t xml:space="preserve"># </w:t>
+      </w:r>
+      <w:proofErr w:type="gramStart"/>
+      <w:r>
+        <w:t>connect</w:t>
+      </w:r>
+      <w:proofErr w:type="gramEnd"/>
+    </w:p>
+    <w:p>
+      <w:pPr>
+        <w:shd w:val="clear" w:color="auto" w:fill="F2F2F2"/>
+      </w:pPr>
+      <w:r>
+        <w:t>ssh -</w:t>
+      </w:r>
+      <w:proofErr w:type="spellStart"/>
+      <w:r>
+        <w:t>i</w:t>
+      </w:r>
+      <w:proofErr w:type="spellEnd"/>
+      <w:r>
+        <w:t xml:space="preserve"> </w:t>
+      </w:r>
+      <w:proofErr w:type="spellStart"/>
+      <w:r>
+        <w:t>key.pem</w:t>
+      </w:r>
+      <w:proofErr w:type="spellEnd"/>
+      <w:r>
+        <w:t xml:space="preserve"> ec2-user@&lt;IP&gt;       exit</w:t>
+      </w:r>
+    </w:p>
+    <w:p>
+      <w:pPr>
+        <w:shd w:val="clear" w:color="auto" w:fill="F2F2F2"/>
+      </w:pPr>
+      <w:r>
+        <w:t xml:space="preserve"> </w:t>
+      </w:r>
+    </w:p>
+    <w:p>
+      <w:pPr>
+        <w:shd w:val="clear" w:color="auto" w:fill="F2F2F2"/>
+      </w:pPr>
+      <w:r>
+        <w:t># users</w:t>
+      </w:r>
+    </w:p>
+    <w:p>
+      <w:pPr>
+        <w:shd w:val="clear" w:color="auto" w:fill="F2F2F2"/>
+      </w:pPr>
+      <w:proofErr w:type="spellStart"/>
+      <w:r>
+        <w:t>whoami</w:t>
+      </w:r>
+      <w:proofErr w:type="spellEnd"/>
+      <w:r>
+        <w:t xml:space="preserve">        </w:t>
+      </w:r>
+      <w:proofErr w:type="spellStart"/>
+      <w:r>
+        <w:t>sudo</w:t>
+      </w:r>
+      <w:proofErr w:type="spellEnd"/>
+      <w:r>
+        <w:t xml:space="preserve"> &lt;</w:t>
+      </w:r>
+      <w:proofErr w:type="spellStart"/>
+      <w:r>
+        <w:t>cmd</w:t>
+      </w:r>
+      <w:proofErr w:type="spellEnd"/>
+      <w:r>
+        <w:t xml:space="preserve">&gt;        </w:t>
+      </w:r>
+      <w:proofErr w:type="spellStart"/>
+      <w:r>
+        <w:t>sudo</w:t>
+      </w:r>
+      <w:proofErr w:type="spellEnd"/>
+      <w:r>
+        <w:t xml:space="preserve"> </w:t>
+      </w:r>
+      <w:proofErr w:type="spellStart"/>
+      <w:r>
+        <w:t>su</w:t>
+      </w:r>
+      <w:proofErr w:type="spellEnd"/>
+      <w:r>
+        <w:t xml:space="preserve">        </w:t>
+      </w:r>
+      <w:proofErr w:type="spellStart"/>
+      <w:r>
+        <w:t>sudo</w:t>
+      </w:r>
+      <w:proofErr w:type="spellEnd"/>
+      <w:r>
+        <w:t xml:space="preserve"> -u &lt;user&gt; &lt;</w:t>
+      </w:r>
+      <w:proofErr w:type="spellStart"/>
+      <w:r>
+        <w:t>cmd</w:t>
+      </w:r>
+      <w:proofErr w:type="spellEnd"/>
+      <w:r>
+        <w:t>&gt;</w:t>
+      </w:r>
+    </w:p>
+    <w:p>
+      <w:pPr>
+        <w:shd w:val="clear" w:color="auto" w:fill="F2F2F2"/>
+      </w:pPr>
+      <w:r>
+        <w:t xml:space="preserve"> </w:t>
+      </w:r>
+    </w:p>
+    <w:p>
+      <w:pPr>
+        <w:shd w:val="clear" w:color="auto" w:fill="F2F2F2"/>
+      </w:pPr>
+      <w:r>
+        <w:t># files</w:t>
+      </w:r>
+    </w:p>
+    <w:p>
+      <w:pPr>
+        <w:shd w:val="clear" w:color="auto" w:fill="F2F2F2"/>
+      </w:pPr>
+      <w:proofErr w:type="spellStart"/>
+      <w:proofErr w:type="gramStart"/>
+      <w:r>
+        <w:t>pwd</w:t>
+      </w:r>
+      <w:proofErr w:type="spellEnd"/>
+      <w:r>
+        <w:t xml:space="preserve">  ls</w:t>
+      </w:r>
+      <w:proofErr w:type="gramEnd"/>
+      <w:r>
+        <w:t xml:space="preserve">  </w:t>
+      </w:r>
+      <w:proofErr w:type="gramStart"/>
+      <w:r>
+        <w:t xml:space="preserve">cd  </w:t>
+      </w:r>
+      <w:proofErr w:type="spellStart"/>
+      <w:r>
+        <w:t>mkdir</w:t>
+      </w:r>
+      <w:proofErr w:type="spellEnd"/>
+      <w:proofErr w:type="gramEnd"/>
+      <w:r>
+        <w:t xml:space="preserve">  </w:t>
+      </w:r>
+      <w:proofErr w:type="gramStart"/>
+      <w:r>
+        <w:t>cat  cp</w:t>
+      </w:r>
+      <w:proofErr w:type="gramEnd"/>
+      <w:r>
+        <w:t xml:space="preserve"> -</w:t>
+      </w:r>
+      <w:proofErr w:type="gramStart"/>
+      <w:r>
+        <w:t>r  rm</w:t>
+      </w:r>
+      <w:proofErr w:type="gramEnd"/>
+      <w:r>
+        <w:t xml:space="preserve"> -</w:t>
+      </w:r>
+      <w:proofErr w:type="gramStart"/>
+      <w:r>
+        <w:t>rf  curl</w:t>
+      </w:r>
+      <w:proofErr w:type="gramEnd"/>
+      <w:r>
+        <w:t xml:space="preserve">  source ~</w:t>
+      </w:r>
+      <w:proofErr w:type="gramStart"/>
+      <w:r>
+        <w:t>/.</w:t>
+      </w:r>
+      <w:proofErr w:type="spellStart"/>
+      <w:r>
+        <w:t>bashrc</w:t>
+      </w:r>
+      <w:proofErr w:type="spellEnd"/>
+      <w:proofErr w:type="gramEnd"/>
+    </w:p>
+    <w:p>
+      <w:pPr>
+        <w:shd w:val="clear" w:color="auto" w:fill="F2F2F2"/>
+      </w:pPr>
+      <w:r>
+        <w:t xml:space="preserve">vim &lt;file&gt; -&gt; </w:t>
+      </w:r>
+      <w:proofErr w:type="spellStart"/>
+      <w:r>
+        <w:t>i</w:t>
+      </w:r>
+      <w:proofErr w:type="spellEnd"/>
+      <w:r>
+        <w:t xml:space="preserve"> (type) -&gt; Esc -</w:t>
+      </w:r>
+      <w:proofErr w:type="gramStart"/>
+      <w:r>
+        <w:t>&gt; :</w:t>
+      </w:r>
+      <w:proofErr w:type="spellStart"/>
+      <w:r>
+        <w:t>wq</w:t>
+      </w:r>
+      <w:proofErr w:type="spellEnd"/>
+      <w:r>
+        <w:t xml:space="preserve">   (or :q</w:t>
+      </w:r>
+      <w:proofErr w:type="gramEnd"/>
+      <w:r>
+        <w:t>! to discard)</w:t>
+      </w:r>
+    </w:p>
+    <w:p>
+      <w:pPr>
+        <w:shd w:val="clear" w:color="auto" w:fill="F2F2F2"/>
+      </w:pPr>
+      <w:r>
+        <w:t xml:space="preserve"> </w:t>
+      </w:r>
+    </w:p>
+    <w:p>
+      <w:pPr>
+        <w:shd w:val="clear" w:color="auto" w:fill="F2F2F2"/>
+      </w:pPr>
+      <w:r>
+        <w:t xml:space="preserve"># </w:t>
+      </w:r>
+      <w:proofErr w:type="spellStart"/>
+      <w:r>
+        <w:t>apache</w:t>
+      </w:r>
+      <w:proofErr w:type="spellEnd"/>
+      <w:r>
+        <w:t xml:space="preserve"> (httpd)</w:t>
+      </w:r>
+    </w:p>
+    <w:p>
+      <w:pPr>
+        <w:shd w:val="clear" w:color="auto" w:fill="F2F2F2"/>
+      </w:pPr>
+      <w:proofErr w:type="spellStart"/>
+      <w:r>
+        <w:t>sudo</w:t>
+      </w:r>
+      <w:proofErr w:type="spellEnd"/>
+      <w:r>
+        <w:t xml:space="preserve"> </w:t>
+      </w:r>
+      <w:proofErr w:type="spellStart"/>
+      <w:r>
+        <w:t>dnf</w:t>
+      </w:r>
+      <w:proofErr w:type="spellEnd"/>
+      <w:r>
+        <w:t xml:space="preserve"> install -y httpd</w:t>
+      </w:r>
+    </w:p>
+    <w:p>
+      <w:pPr>
+        <w:shd w:val="clear" w:color="auto" w:fill="F2F2F2"/>
+      </w:pPr>
+      <w:proofErr w:type="spellStart"/>
+      <w:r>
+        <w:t>sudo</w:t>
+      </w:r>
+      <w:proofErr w:type="spellEnd"/>
+      <w:r>
+        <w:t xml:space="preserve"> </w:t>
+      </w:r>
+      <w:proofErr w:type="spellStart"/>
+      <w:r>
+        <w:t>systemctl</w:t>
+      </w:r>
+      <w:proofErr w:type="spellEnd"/>
+      <w:r>
+        <w:t xml:space="preserve"> </w:t>
+      </w:r>
+      <w:proofErr w:type="spellStart"/>
+      <w:r>
+        <w:t>status|start|stop|restart|enable</w:t>
+      </w:r>
+      <w:proofErr w:type="spellEnd"/>
+      <w:r>
+        <w:t xml:space="preserve"> httpd</w:t>
+      </w:r>
+    </w:p>
+    <w:p>
+      <w:pPr>
+        <w:shd w:val="clear" w:color="auto" w:fill="F2F2F2"/>
+      </w:pPr>
+      <w:r>
+        <w:t># document root: /var/www/html</w:t>
+      </w:r>
+      <w:proofErr w:type="gramStart"/>
+      <w:r>
+        <w:t xml:space="preserve">   (</w:t>
+      </w:r>
+      <w:proofErr w:type="gramEnd"/>
+      <w:r>
+        <w:t>index.html = default page)</w:t>
+      </w:r>
+    </w:p>
+    <w:p>
+      <w:pPr>
+        <w:shd w:val="clear" w:color="auto" w:fill="F2F2F2"/>
+      </w:pPr>
+      <w:r>
+        <w:t xml:space="preserve"> </w:t>
+      </w:r>
+    </w:p>
+    <w:p>
+      <w:pPr>
+        <w:shd w:val="clear" w:color="auto" w:fill="F2F2F2"/>
+      </w:pPr>
+      <w:r>
+        <w:t xml:space="preserve"># node via </w:t>
+      </w:r>
+      <w:proofErr w:type="spellStart"/>
+      <w:r>
+        <w:t>nvm</w:t>
+      </w:r>
+      <w:proofErr w:type="spellEnd"/>
+      <w:r>
+        <w:t xml:space="preserve"> (as ec2-user)</w:t>
+      </w:r>
+    </w:p>
+    <w:p>
+      <w:pPr>
+        <w:shd w:val="clear" w:color="auto" w:fill="F2F2F2"/>
+      </w:pPr>
+      <w:r>
+        <w:t>curl -o- .../nvm/v0.39.7/install.sh | bash</w:t>
+      </w:r>
+    </w:p>
+    <w:p>
+      <w:pPr>
+        <w:shd w:val="clear" w:color="auto" w:fill="F2F2F2"/>
+      </w:pPr>
+      <w:r>
+        <w:t>source ~</w:t>
+      </w:r>
+      <w:proofErr w:type="gramStart"/>
+      <w:r>
+        <w:t>/.</w:t>
+      </w:r>
+      <w:proofErr w:type="spellStart"/>
+      <w:r>
+        <w:t>bashrc</w:t>
+      </w:r>
+      <w:proofErr w:type="spellEnd"/>
+      <w:proofErr w:type="gramEnd"/>
+      <w:r>
+        <w:t xml:space="preserve"> &amp;&amp; </w:t>
+      </w:r>
+      <w:proofErr w:type="spellStart"/>
+      <w:r>
+        <w:t>nvm</w:t>
+      </w:r>
+      <w:proofErr w:type="spellEnd"/>
+      <w:r>
+        <w:t xml:space="preserve"> install --</w:t>
+      </w:r>
+      <w:proofErr w:type="spellStart"/>
+      <w:r>
+        <w:t>lts</w:t>
+      </w:r>
+      <w:proofErr w:type="spellEnd"/>
+    </w:p>
+    <w:p>
+      <w:pPr>
+        <w:shd w:val="clear" w:color="auto" w:fill="F2F2F2"/>
+      </w:pPr>
+      <w:r>
+        <w:t xml:space="preserve"> </w:t>
+      </w:r>
+    </w:p>
+    <w:p>
+      <w:pPr>
+        <w:shd w:val="clear" w:color="auto" w:fill="F2F2F2"/>
+      </w:pPr>
+      <w:r>
+        <w:t xml:space="preserve"># </w:t>
+      </w:r>
+      <w:proofErr w:type="gramStart"/>
+      <w:r>
+        <w:t>deploy</w:t>
+      </w:r>
+      <w:proofErr w:type="gramEnd"/>
+      <w:r>
+        <w:t xml:space="preserve"> react</w:t>
+      </w:r>
+    </w:p>
+    <w:p>
+      <w:pPr>
+        <w:shd w:val="clear" w:color="auto" w:fill="F2F2F2"/>
+      </w:pPr>
+      <w:r>
+        <w:t>git clone &lt;repo&gt; &amp;&amp; cd &lt;repo&gt;/React/app</w:t>
+      </w:r>
+    </w:p>
+    <w:p>
+      <w:pPr>
+        <w:shd w:val="clear" w:color="auto" w:fill="F2F2F2"/>
+      </w:pPr>
+      <w:proofErr w:type="spellStart"/>
+      <w:r>
+        <w:t>npm</w:t>
+      </w:r>
+      <w:proofErr w:type="spellEnd"/>
+      <w:r>
+        <w:t xml:space="preserve"> install &amp;&amp; </w:t>
+      </w:r>
+      <w:proofErr w:type="spellStart"/>
+      <w:r>
+        <w:t>npm</w:t>
+      </w:r>
+      <w:proofErr w:type="spellEnd"/>
+      <w:r>
+        <w:t xml:space="preserve"> run build</w:t>
+      </w:r>
+    </w:p>
+    <w:p>
+      <w:pPr>
+        <w:shd w:val="clear" w:color="auto" w:fill="F2F2F2"/>
+      </w:pPr>
+      <w:proofErr w:type="spellStart"/>
+      <w:r>
+        <w:t>sudo</w:t>
+      </w:r>
+      <w:proofErr w:type="spellEnd"/>
+      <w:r>
+        <w:t xml:space="preserve"> rm -rf /var/www/html/* &amp;&amp; </w:t>
+      </w:r>
+      <w:proofErr w:type="spellStart"/>
+      <w:r>
+        <w:t>sudo</w:t>
+      </w:r>
+      <w:proofErr w:type="spellEnd"/>
+      <w:r>
+        <w:t xml:space="preserve"> cp -r </w:t>
+      </w:r>
+      <w:proofErr w:type="spellStart"/>
+      <w:r>
+        <w:t>dist</w:t>
+      </w:r>
+      <w:proofErr w:type="spellEnd"/>
+      <w:r>
+        <w:t>/* /var/www/html/</w:t>
+      </w:r>
+    </w:p>
+    <w:p>
+      <w:pPr>
+        <w:shd w:val="clear" w:color="auto" w:fill="F2F2F2"/>
+      </w:pPr>
+      <w:proofErr w:type="spellStart"/>
+      <w:r>
+        <w:t>sudo</w:t>
+      </w:r>
+      <w:proofErr w:type="spellEnd"/>
+      <w:r>
+        <w:t xml:space="preserve"> </w:t>
+      </w:r>
+      <w:proofErr w:type="spellStart"/>
+      <w:r>
+        <w:t>systemctl</w:t>
+      </w:r>
+      <w:proofErr w:type="spellEnd"/>
+      <w:r>
+        <w:t xml:space="preserve"> restart httpd</w:t>
+      </w:r>
+    </w:p>
+    <w:p>
+      <w:pPr>
+        <w:shd w:val="clear" w:color="auto" w:fill="F2F2F2"/>
+      </w:pPr>
     </w:p>
     <w:sectPr>
       <w:pgSz w:w="12240" w:h="15840"/>
